--- a/Classess/week3/GIT_CLASS_1.docx
+++ b/Classess/week3/GIT_CLASS_1.docx
@@ -9,13 +9,6 @@
           <w:bCs/>
         </w:rPr>
       </w:pPr>
-      <w:r>
-        <w:rPr>
-          <w:b/>
-          <w:bCs/>
-        </w:rPr>
-        <w:t>ṣ</w:t>
-      </w:r>
     </w:p>
     <w:p>
       <w:pPr>
